--- a/docs/神戸マツダ_ぐるっと点検ネット_計画書.docx
+++ b/docs/神戸マツダ_ぐるっと点検ネット_計画書.docx
@@ -1243,6 +1243,192 @@
                 <w:rFonts w:ascii="游ゴシック" w:hAnsi="游ゴシック" w:eastAsia="游ゴシック"/>
                 <w:sz w:val="19"/>
               </w:rPr>
+              <w:t>午後予約クーポン</w:t>
+            </w:r>
+          </w:p>
+        </w:tc>
+        <w:tc>
+          <w:tcPr>
+            <w:tcW w:type="dxa" w:w="1417"/>
+          </w:tcPr>
+          <w:p>
+            <w:r/>
+            <w:r>
+              <w:rPr>
+                <w:rFonts w:ascii="游ゴシック" w:hAnsi="游ゴシック" w:eastAsia="游ゴシック"/>
+                <w:sz w:val="19"/>
+              </w:rPr>
+              <w:t>お客様</w:t>
+            </w:r>
+          </w:p>
+        </w:tc>
+        <w:tc>
+          <w:tcPr>
+            <w:tcW w:type="dxa" w:w="4535"/>
+          </w:tcPr>
+          <w:p>
+            <w:r/>
+            <w:r>
+              <w:rPr>
+                <w:rFonts w:ascii="游ゴシック" w:hAnsi="游ゴシック" w:eastAsia="游ゴシック"/>
+                <w:sz w:val="19"/>
+              </w:rPr>
+              <w:t>午後枠の予約で、提携スポット・自治体・商工会議所のクーポンを発行</w:t>
+            </w:r>
+          </w:p>
+        </w:tc>
+      </w:tr>
+      <w:tr>
+        <w:tc>
+          <w:tcPr>
+            <w:tcW w:type="dxa" w:w="567"/>
+          </w:tcPr>
+          <w:p>
+            <w:r/>
+            <w:r>
+              <w:rPr>
+                <w:rFonts w:ascii="游ゴシック" w:hAnsi="游ゴシック" w:eastAsia="游ゴシック"/>
+                <w:sz w:val="19"/>
+              </w:rPr>
+              <w:t>5</w:t>
+            </w:r>
+          </w:p>
+        </w:tc>
+        <w:tc>
+          <w:tcPr>
+            <w:tcW w:type="dxa" w:w="2835"/>
+          </w:tcPr>
+          <w:p>
+            <w:r/>
+            <w:r>
+              <w:rPr>
+                <w:rFonts w:ascii="游ゴシック" w:hAnsi="游ゴシック" w:eastAsia="游ゴシック"/>
+                <w:sz w:val="19"/>
+              </w:rPr>
+              <w:t>電動自転車の無料貸出</w:t>
+            </w:r>
+          </w:p>
+        </w:tc>
+        <w:tc>
+          <w:tcPr>
+            <w:tcW w:type="dxa" w:w="1417"/>
+          </w:tcPr>
+          <w:p>
+            <w:r/>
+            <w:r>
+              <w:rPr>
+                <w:rFonts w:ascii="游ゴシック" w:hAnsi="游ゴシック" w:eastAsia="游ゴシック"/>
+                <w:sz w:val="19"/>
+              </w:rPr>
+              <w:t>お客様</w:t>
+            </w:r>
+          </w:p>
+        </w:tc>
+        <w:tc>
+          <w:tcPr>
+            <w:tcW w:type="dxa" w:w="4535"/>
+          </w:tcPr>
+          <w:p>
+            <w:r/>
+            <w:r>
+              <w:rPr>
+                <w:rFonts w:ascii="游ゴシック" w:hAnsi="游ゴシック" w:eastAsia="游ゴシック"/>
+                <w:sz w:val="19"/>
+              </w:rPr>
+              <w:t>点検中に周辺を回るおしゃれな電動アシスト自転車を無料レンタル</w:t>
+            </w:r>
+          </w:p>
+        </w:tc>
+      </w:tr>
+      <w:tr>
+        <w:tc>
+          <w:tcPr>
+            <w:tcW w:type="dxa" w:w="567"/>
+          </w:tcPr>
+          <w:p>
+            <w:r/>
+            <w:r>
+              <w:rPr>
+                <w:rFonts w:ascii="游ゴシック" w:hAnsi="游ゴシック" w:eastAsia="游ゴシック"/>
+                <w:sz w:val="19"/>
+              </w:rPr>
+              <w:t>6</w:t>
+            </w:r>
+          </w:p>
+        </w:tc>
+        <w:tc>
+          <w:tcPr>
+            <w:tcW w:type="dxa" w:w="2835"/>
+          </w:tcPr>
+          <w:p>
+            <w:r/>
+            <w:r>
+              <w:rPr>
+                <w:rFonts w:ascii="游ゴシック" w:hAnsi="游ゴシック" w:eastAsia="游ゴシック"/>
+                <w:sz w:val="19"/>
+              </w:rPr>
+              <w:t>自治体・商工会議所連携（相互送客）</w:t>
+            </w:r>
+          </w:p>
+        </w:tc>
+        <w:tc>
+          <w:tcPr>
+            <w:tcW w:type="dxa" w:w="1417"/>
+          </w:tcPr>
+          <w:p>
+            <w:r/>
+            <w:r>
+              <w:rPr>
+                <w:rFonts w:ascii="游ゴシック" w:hAnsi="游ゴシック" w:eastAsia="游ゴシック"/>
+                <w:sz w:val="19"/>
+              </w:rPr>
+              <w:t>地域</w:t>
+            </w:r>
+          </w:p>
+        </w:tc>
+        <w:tc>
+          <w:tcPr>
+            <w:tcW w:type="dxa" w:w="4535"/>
+          </w:tcPr>
+          <w:p>
+            <w:r/>
+            <w:r>
+              <w:rPr>
+                <w:rFonts w:ascii="游ゴシック" w:hAnsi="游ゴシック" w:eastAsia="游ゴシック"/>
+                <w:sz w:val="19"/>
+              </w:rPr>
+              <w:t>まちと店舗でお客様を送りあい、地域全体を活性化</w:t>
+            </w:r>
+          </w:p>
+        </w:tc>
+      </w:tr>
+      <w:tr>
+        <w:tc>
+          <w:tcPr>
+            <w:tcW w:type="dxa" w:w="567"/>
+          </w:tcPr>
+          <w:p>
+            <w:r/>
+            <w:r>
+              <w:rPr>
+                <w:rFonts w:ascii="游ゴシック" w:hAnsi="游ゴシック" w:eastAsia="游ゴシック"/>
+                <w:sz w:val="19"/>
+              </w:rPr>
+              <w:t>7</w:t>
+            </w:r>
+          </w:p>
+        </w:tc>
+        <w:tc>
+          <w:tcPr>
+            <w:tcW w:type="dxa" w:w="2835"/>
+          </w:tcPr>
+          <w:p>
+            <w:r/>
+            <w:r>
+              <w:rPr>
+                <w:rFonts w:ascii="游ゴシック" w:hAnsi="游ゴシック" w:eastAsia="游ゴシック"/>
+                <w:sz w:val="19"/>
+              </w:rPr>
               <w:t>入庫スケジュール可視化</w:t>
             </w:r>
           </w:p>
@@ -1290,7 +1476,7 @@
                 <w:rFonts w:ascii="游ゴシック" w:hAnsi="游ゴシック" w:eastAsia="游ゴシック"/>
                 <w:sz w:val="19"/>
               </w:rPr>
-              <w:t>5</w:t>
+              <w:t>8</w:t>
             </w:r>
           </w:p>
         </w:tc>
@@ -1352,7 +1538,7 @@
                 <w:rFonts w:ascii="游ゴシック" w:hAnsi="游ゴシック" w:eastAsia="游ゴシック"/>
                 <w:sz w:val="19"/>
               </w:rPr>
-              <w:t>6</w:t>
+              <w:t>9</w:t>
             </w:r>
           </w:p>
         </w:tc>
@@ -1403,6 +1589,153 @@
         </w:tc>
       </w:tr>
     </w:tbl>
+    <w:p>
+      <w:pPr>
+        <w:pStyle w:val="Heading1"/>
+      </w:pPr>
+      <w:r>
+        <w:rPr>
+          <w:rFonts w:ascii="游ゴシック" w:hAnsi="游ゴシック" w:eastAsia="游ゴシック"/>
+          <w:color w:val="E11D2A"/>
+          <w:sz w:val="32"/>
+        </w:rPr>
+        <w:t>5.1 午後予約特典・地域連携（地域活性化）</w:t>
+      </w:r>
+    </w:p>
+    <w:p>
+      <w:r>
+        <w:rPr>
+          <w:rFonts w:ascii="游ゴシック" w:hAnsi="游ゴシック" w:eastAsia="游ゴシック"/>
+          <w:b w:val="0"/>
+          <w:i w:val="0"/>
+          <w:sz w:val="21"/>
+        </w:rPr>
+        <w:t>午前偏重の是正と地域活性化を両立する、3つの「午後予約特典」。</w:t>
+      </w:r>
+    </w:p>
+    <w:p>
+      <w:pPr>
+        <w:pStyle w:val="Heading2"/>
+      </w:pPr>
+      <w:r>
+        <w:rPr>
+          <w:rFonts w:ascii="游ゴシック" w:hAnsi="游ゴシック" w:eastAsia="游ゴシック"/>
+          <w:color w:val="16181C"/>
+          <w:sz w:val="26"/>
+        </w:rPr>
+        <w:t>① 午後予約クーポン</w:t>
+      </w:r>
+    </w:p>
+    <w:p>
+      <w:pPr>
+        <w:pStyle w:val="ListBullet"/>
+      </w:pPr>
+      <w:r>
+        <w:rPr>
+          <w:rFonts w:ascii="游ゴシック" w:hAnsi="游ゴシック" w:eastAsia="游ゴシック"/>
+          <w:sz w:val="21"/>
+        </w:rPr>
+        <w:t>午後枠（13:00以降）の予約完了で、提携スポット・自治体・商工会議所と連携したクーポンを発行（例：明石焼き1皿サービス、姫路城入城料割引）。</w:t>
+      </w:r>
+    </w:p>
+    <w:p>
+      <w:pPr>
+        <w:pStyle w:val="ListBullet"/>
+      </w:pPr>
+      <w:r>
+        <w:rPr>
+          <w:rFonts w:ascii="游ゴシック" w:hAnsi="游ゴシック" w:eastAsia="游ゴシック"/>
+          <w:sz w:val="21"/>
+        </w:rPr>
+        <w:t>午後への自然な需要シフトを促すインセンティブとして機能。</w:t>
+      </w:r>
+    </w:p>
+    <w:p>
+      <w:pPr>
+        <w:pStyle w:val="Heading2"/>
+      </w:pPr>
+      <w:r>
+        <w:rPr>
+          <w:rFonts w:ascii="游ゴシック" w:hAnsi="游ゴシック" w:eastAsia="游ゴシック"/>
+          <w:color w:val="16181C"/>
+          <w:sz w:val="26"/>
+        </w:rPr>
+        <w:t>② 電動自転車の無料貸し出し（「ぐるっとバイク」）</w:t>
+      </w:r>
+    </w:p>
+    <w:p>
+      <w:pPr>
+        <w:pStyle w:val="ListBullet"/>
+      </w:pPr>
+      <w:r>
+        <w:rPr>
+          <w:rFonts w:ascii="游ゴシック" w:hAnsi="游ゴシック" w:eastAsia="游ゴシック"/>
+          <w:sz w:val="21"/>
+        </w:rPr>
+        <w:t>点検・車検でクルマを預けている間、おしゃれな電動アシスト自転車（Luupのようなスマートロック付き）を無料で貸し出し。各店に配備。</w:t>
+      </w:r>
+    </w:p>
+    <w:p>
+      <w:pPr>
+        <w:pStyle w:val="ListBullet"/>
+      </w:pPr>
+      <w:r>
+        <w:rPr>
+          <w:rFonts w:ascii="游ゴシック" w:hAnsi="游ゴシック" w:eastAsia="游ゴシック"/>
+          <w:sz w:val="21"/>
+        </w:rPr>
+        <w:t>クルマがなくても身軽に周辺スポットへ。坂の多い神戸や城下町の姫路でも快適。</w:t>
+      </w:r>
+    </w:p>
+    <w:p>
+      <w:pPr>
+        <w:pStyle w:val="Heading2"/>
+      </w:pPr>
+      <w:r>
+        <w:rPr>
+          <w:rFonts w:ascii="游ゴシック" w:hAnsi="游ゴシック" w:eastAsia="游ゴシック"/>
+          <w:color w:val="16181C"/>
+          <w:sz w:val="26"/>
+        </w:rPr>
+        <w:t>③ 自治体・商工会議所との連携による相互送客</w:t>
+      </w:r>
+    </w:p>
+    <w:p>
+      <w:pPr>
+        <w:pStyle w:val="ListBullet"/>
+      </w:pPr>
+      <w:r>
+        <w:rPr>
+          <w:rFonts w:ascii="游ゴシック" w:hAnsi="游ゴシック" w:eastAsia="游ゴシック"/>
+          <w:sz w:val="21"/>
+        </w:rPr>
+        <w:t>店舗 → まち：来店客に午後クーポンと電動自転車でまちへお出かけいただく。</w:t>
+      </w:r>
+    </w:p>
+    <w:p>
+      <w:pPr>
+        <w:pStyle w:val="ListBullet"/>
+      </w:pPr>
+      <w:r>
+        <w:rPr>
+          <w:rFonts w:ascii="游ゴシック" w:hAnsi="游ゴシック" w:eastAsia="游ゴシック"/>
+          <w:sz w:val="21"/>
+        </w:rPr>
+        <w:t>まち → 店舗：自治体・商工会議所の観光案内やイベントから「ついで点検」へ送客。</w:t>
+      </w:r>
+    </w:p>
+    <w:p>
+      <w:pPr>
+        <w:pStyle w:val="ListBullet"/>
+      </w:pPr>
+      <w:r>
+        <w:rPr>
+          <w:rFonts w:ascii="游ゴシック" w:hAnsi="游ゴシック" w:eastAsia="游ゴシック"/>
+          <w:sz w:val="21"/>
+        </w:rPr>
+        <w:t>人の流れと消費を生み、まちと店舗がともに潤う好循環＝地域活性化を目指す。</w:t>
+      </w:r>
+    </w:p>
     <w:p>
       <w:pPr>
         <w:pStyle w:val="Heading1"/>
@@ -1691,7 +2024,54 @@
                 <w:rFonts w:ascii="游ゴシック" w:hAnsi="游ゴシック" w:eastAsia="游ゴシック"/>
                 <w:sz w:val="19"/>
               </w:rPr>
-              <w:t>フォトヒーロー、周辺スポット、直近の空き状況、スタッフ体制</w:t>
+              <w:t>フォトヒーロー、周辺スポット、空き状況、午後クーポン、電動自転車、スタッフ体制</w:t>
+            </w:r>
+          </w:p>
+        </w:tc>
+      </w:tr>
+      <w:tr>
+        <w:tc>
+          <w:tcPr>
+            <w:tcW w:type="dxa" w:w="2268"/>
+          </w:tcPr>
+          <w:p>
+            <w:r/>
+            <w:r>
+              <w:rPr>
+                <w:rFonts w:ascii="游ゴシック" w:hAnsi="游ゴシック" w:eastAsia="游ゴシック"/>
+                <w:sz w:val="19"/>
+              </w:rPr>
+              <w:t>/perks</w:t>
+            </w:r>
+          </w:p>
+        </w:tc>
+        <w:tc>
+          <w:tcPr>
+            <w:tcW w:type="dxa" w:w="2268"/>
+          </w:tcPr>
+          <w:p>
+            <w:r/>
+            <w:r>
+              <w:rPr>
+                <w:rFonts w:ascii="游ゴシック" w:hAnsi="游ゴシック" w:eastAsia="游ゴシック"/>
+                <w:sz w:val="19"/>
+              </w:rPr>
+              <w:t>おでかけ特典・地域連携</w:t>
+            </w:r>
+          </w:p>
+        </w:tc>
+        <w:tc>
+          <w:tcPr>
+            <w:tcW w:type="dxa" w:w="4535"/>
+          </w:tcPr>
+          <w:p>
+            <w:r/>
+            <w:r>
+              <w:rPr>
+                <w:rFonts w:ascii="游ゴシック" w:hAnsi="游ゴシック" w:eastAsia="游ゴシック"/>
+                <w:sz w:val="19"/>
+              </w:rPr>
+              <w:t>午後クーポン一覧、電動自転車レンタル、自治体・商工会議所連携</w:t>
             </w:r>
           </w:p>
         </w:tc>

--- a/docs/神戸マツダ_ぐるっと点検ネット_計画書.docx
+++ b/docs/神戸マツダ_ぐるっと点検ネット_計画書.docx
@@ -840,7 +840,7 @@
                 <w:rFonts w:ascii="游ゴシック" w:hAnsi="游ゴシック" w:eastAsia="游ゴシック"/>
                 <w:sz w:val="19"/>
               </w:rPr>
-              <w:t>スタッフ応援配置で改善</w:t>
+              <w:t>午後への平準化で改善</w:t>
             </w:r>
           </w:p>
         </w:tc>
@@ -1429,6 +1429,130 @@
                 <w:rFonts w:ascii="游ゴシック" w:hAnsi="游ゴシック" w:eastAsia="游ゴシック"/>
                 <w:sz w:val="19"/>
               </w:rPr>
+              <w:t>兵庫おでかけ特集（記事メディア）</w:t>
+            </w:r>
+          </w:p>
+        </w:tc>
+        <w:tc>
+          <w:tcPr>
+            <w:tcW w:type="dxa" w:w="1417"/>
+          </w:tcPr>
+          <w:p>
+            <w:r/>
+            <w:r>
+              <w:rPr>
+                <w:rFonts w:ascii="游ゴシック" w:hAnsi="游ゴシック" w:eastAsia="游ゴシック"/>
+                <w:sz w:val="19"/>
+              </w:rPr>
+              <w:t>お客様</w:t>
+            </w:r>
+          </w:p>
+        </w:tc>
+        <w:tc>
+          <w:tcPr>
+            <w:tcW w:type="dxa" w:w="4535"/>
+          </w:tcPr>
+          <w:p>
+            <w:r/>
+            <w:r>
+              <w:rPr>
+                <w:rFonts w:ascii="游ゴシック" w:hAnsi="游ゴシック" w:eastAsia="游ゴシック"/>
+                <w:sz w:val="19"/>
+              </w:rPr>
+              <w:t>観光スポット・話題のお店・人気のパン屋さんなど兵庫の情報を記事で発信</w:t>
+            </w:r>
+          </w:p>
+        </w:tc>
+      </w:tr>
+      <w:tr>
+        <w:tc>
+          <w:tcPr>
+            <w:tcW w:type="dxa" w:w="567"/>
+          </w:tcPr>
+          <w:p>
+            <w:r/>
+            <w:r>
+              <w:rPr>
+                <w:rFonts w:ascii="游ゴシック" w:hAnsi="游ゴシック" w:eastAsia="游ゴシック"/>
+                <w:sz w:val="19"/>
+              </w:rPr>
+              <w:t>8</w:t>
+            </w:r>
+          </w:p>
+        </w:tc>
+        <w:tc>
+          <w:tcPr>
+            <w:tcW w:type="dxa" w:w="2835"/>
+          </w:tcPr>
+          <w:p>
+            <w:r/>
+            <w:r>
+              <w:rPr>
+                <w:rFonts w:ascii="游ゴシック" w:hAnsi="游ゴシック" w:eastAsia="游ゴシック"/>
+                <w:sz w:val="19"/>
+              </w:rPr>
+              <w:t>レンタカープラン</w:t>
+            </w:r>
+          </w:p>
+        </w:tc>
+        <w:tc>
+          <w:tcPr>
+            <w:tcW w:type="dxa" w:w="1417"/>
+          </w:tcPr>
+          <w:p>
+            <w:r/>
+            <w:r>
+              <w:rPr>
+                <w:rFonts w:ascii="游ゴシック" w:hAnsi="游ゴシック" w:eastAsia="游ゴシック"/>
+                <w:sz w:val="19"/>
+              </w:rPr>
+              <w:t>お客様</w:t>
+            </w:r>
+          </w:p>
+        </w:tc>
+        <w:tc>
+          <w:tcPr>
+            <w:tcW w:type="dxa" w:w="4535"/>
+          </w:tcPr>
+          <w:p>
+            <w:r/>
+            <w:r>
+              <w:rPr>
+                <w:rFonts w:ascii="游ゴシック" w:hAnsi="游ゴシック" w:eastAsia="游ゴシック"/>
+                <w:sz w:val="19"/>
+              </w:rPr>
+              <w:t>観光とセットの日帰り・宿泊レンタカープランを掲載</w:t>
+            </w:r>
+          </w:p>
+        </w:tc>
+      </w:tr>
+      <w:tr>
+        <w:tc>
+          <w:tcPr>
+            <w:tcW w:type="dxa" w:w="567"/>
+          </w:tcPr>
+          <w:p>
+            <w:r/>
+            <w:r>
+              <w:rPr>
+                <w:rFonts w:ascii="游ゴシック" w:hAnsi="游ゴシック" w:eastAsia="游ゴシック"/>
+                <w:sz w:val="19"/>
+              </w:rPr>
+              <w:t>9</w:t>
+            </w:r>
+          </w:p>
+        </w:tc>
+        <w:tc>
+          <w:tcPr>
+            <w:tcW w:type="dxa" w:w="2835"/>
+          </w:tcPr>
+          <w:p>
+            <w:r/>
+            <w:r>
+              <w:rPr>
+                <w:rFonts w:ascii="游ゴシック" w:hAnsi="游ゴシック" w:eastAsia="游ゴシック"/>
+                <w:sz w:val="19"/>
+              </w:rPr>
               <w:t>入庫スケジュール可視化</w:t>
             </w:r>
           </w:p>
@@ -1476,7 +1600,7 @@
                 <w:rFonts w:ascii="游ゴシック" w:hAnsi="游ゴシック" w:eastAsia="游ゴシック"/>
                 <w:sz w:val="19"/>
               </w:rPr>
-              <w:t>8</w:t>
+              <w:t>10</w:t>
             </w:r>
           </w:p>
         </w:tc>
@@ -1491,7 +1615,7 @@
                 <w:rFonts w:ascii="游ゴシック" w:hAnsi="游ゴシック" w:eastAsia="游ゴシック"/>
                 <w:sz w:val="19"/>
               </w:rPr>
-              <w:t>スタッフ店舗間配置</w:t>
+              <w:t>スタッフ体制の把握</w:t>
             </w:r>
           </w:p>
         </w:tc>
@@ -1521,7 +1645,7 @@
                 <w:rFonts w:ascii="游ゴシック" w:hAnsi="游ゴシック" w:eastAsia="游ゴシック"/>
                 <w:sz w:val="19"/>
               </w:rPr>
-              <w:t>所属店舗を越えた応援シフトの管理とAI提案</w:t>
+              <w:t>各店舗の整備士・フロントの人数と顔ぶれを一覧で把握</w:t>
             </w:r>
           </w:p>
         </w:tc>
@@ -1538,7 +1662,7 @@
                 <w:rFonts w:ascii="游ゴシック" w:hAnsi="游ゴシック" w:eastAsia="游ゴシック"/>
                 <w:sz w:val="19"/>
               </w:rPr>
-              <w:t>9</w:t>
+              <w:t>11</w:t>
             </w:r>
           </w:p>
         </w:tc>
@@ -1583,7 +1707,7 @@
                 <w:rFonts w:ascii="游ゴシック" w:hAnsi="游ゴシック" w:eastAsia="游ゴシック"/>
                 <w:sz w:val="19"/>
               </w:rPr>
-              <w:t>午後誘導・店舗振り分け・応援配置を重要度つきで自動提案</w:t>
+              <w:t>午後誘導・近隣店舗への振り分けを重要度つきで自動提案</w:t>
             </w:r>
           </w:p>
         </w:tc>
@@ -2041,6 +2165,100 @@
                 <w:rFonts w:ascii="游ゴシック" w:hAnsi="游ゴシック" w:eastAsia="游ゴシック"/>
                 <w:sz w:val="19"/>
               </w:rPr>
+              <w:t>/media</w:t>
+            </w:r>
+          </w:p>
+        </w:tc>
+        <w:tc>
+          <w:tcPr>
+            <w:tcW w:type="dxa" w:w="2268"/>
+          </w:tcPr>
+          <w:p>
+            <w:r/>
+            <w:r>
+              <w:rPr>
+                <w:rFonts w:ascii="游ゴシック" w:hAnsi="游ゴシック" w:eastAsia="游ゴシック"/>
+                <w:sz w:val="19"/>
+              </w:rPr>
+              <w:t>兵庫おでかけ特集</w:t>
+            </w:r>
+          </w:p>
+        </w:tc>
+        <w:tc>
+          <w:tcPr>
+            <w:tcW w:type="dxa" w:w="4535"/>
+          </w:tcPr>
+          <w:p>
+            <w:r/>
+            <w:r>
+              <w:rPr>
+                <w:rFonts w:ascii="游ゴシック" w:hAnsi="游ゴシック" w:eastAsia="游ゴシック"/>
+                <w:sz w:val="19"/>
+              </w:rPr>
+              <w:t>観光・グルメ・パン屋などの記事一覧＋記事詳細（関連店舗で点検への導線つき）</w:t>
+            </w:r>
+          </w:p>
+        </w:tc>
+      </w:tr>
+      <w:tr>
+        <w:tc>
+          <w:tcPr>
+            <w:tcW w:type="dxa" w:w="2268"/>
+          </w:tcPr>
+          <w:p>
+            <w:r/>
+            <w:r>
+              <w:rPr>
+                <w:rFonts w:ascii="游ゴシック" w:hAnsi="游ゴシック" w:eastAsia="游ゴシック"/>
+                <w:sz w:val="19"/>
+              </w:rPr>
+              <w:t>/rentacar</w:t>
+            </w:r>
+          </w:p>
+        </w:tc>
+        <w:tc>
+          <w:tcPr>
+            <w:tcW w:type="dxa" w:w="2268"/>
+          </w:tcPr>
+          <w:p>
+            <w:r/>
+            <w:r>
+              <w:rPr>
+                <w:rFonts w:ascii="游ゴシック" w:hAnsi="游ゴシック" w:eastAsia="游ゴシック"/>
+                <w:sz w:val="19"/>
+              </w:rPr>
+              <w:t>レンタカープラン</w:t>
+            </w:r>
+          </w:p>
+        </w:tc>
+        <w:tc>
+          <w:tcPr>
+            <w:tcW w:type="dxa" w:w="4535"/>
+          </w:tcPr>
+          <w:p>
+            <w:r/>
+            <w:r>
+              <w:rPr>
+                <w:rFonts w:ascii="游ゴシック" w:hAnsi="游ゴシック" w:eastAsia="游ゴシック"/>
+                <w:sz w:val="19"/>
+              </w:rPr>
+              <w:t>観光とセットの日帰り・宿泊プラン</w:t>
+            </w:r>
+          </w:p>
+        </w:tc>
+      </w:tr>
+      <w:tr>
+        <w:tc>
+          <w:tcPr>
+            <w:tcW w:type="dxa" w:w="2268"/>
+          </w:tcPr>
+          <w:p>
+            <w:r/>
+            <w:r>
+              <w:rPr>
+                <w:rFonts w:ascii="游ゴシック" w:hAnsi="游ゴシック" w:eastAsia="游ゴシック"/>
+                <w:sz w:val="19"/>
+              </w:rPr>
               <w:t>/perks</w:t>
             </w:r>
           </w:p>
@@ -2232,7 +2450,7 @@
                 <w:rFonts w:ascii="游ゴシック" w:hAnsi="游ゴシック" w:eastAsia="游ゴシック"/>
                 <w:sz w:val="19"/>
               </w:rPr>
-              <w:t>スタッフ配置</w:t>
+              <w:t>スタッフ体制</w:t>
             </w:r>
           </w:p>
         </w:tc>
@@ -2247,7 +2465,7 @@
                 <w:rFonts w:ascii="游ゴシック" w:hAnsi="游ゴシック" w:eastAsia="游ゴシック"/>
                 <w:sz w:val="19"/>
               </w:rPr>
-              <w:t>所属/応援可能、AI応援提案、スタッフ名簿</w:t>
+              <w:t>各店舗の人数・顔ぶれ、スタッフ名簿</w:t>
             </w:r>
           </w:p>
         </w:tc>
@@ -2435,43 +2653,6 @@
       </w:r>
     </w:p>
     <w:p>
-      <w:pPr>
-        <w:pStyle w:val="Heading2"/>
-      </w:pPr>
-      <w:r>
-        <w:rPr>
-          <w:rFonts w:ascii="游ゴシック" w:hAnsi="游ゴシック" w:eastAsia="游ゴシック"/>
-          <w:color w:val="16181C"/>
-          <w:sz w:val="26"/>
-        </w:rPr>
-        <w:t>7.4 スタッフ応援配置</w:t>
-      </w:r>
-    </w:p>
-    <w:p>
-      <w:pPr>
-        <w:pStyle w:val="ListBullet"/>
-      </w:pPr>
-      <w:r>
-        <w:rPr>
-          <w:rFonts w:ascii="游ゴシック" w:hAnsi="游ゴシック" w:eastAsia="游ゴシック"/>
-          <w:sz w:val="21"/>
-        </w:rPr>
-        <w:t>検出条件：入庫予定に対して人員不足の店舗（1人あたり処理目安 6台）。</w:t>
-      </w:r>
-    </w:p>
-    <w:p>
-      <w:pPr>
-        <w:pStyle w:val="ListBullet"/>
-      </w:pPr>
-      <w:r>
-        <w:rPr>
-          <w:rFonts w:ascii="游ゴシック" w:hAnsi="游ゴシック" w:eastAsia="游ゴシック"/>
-          <w:sz w:val="21"/>
-        </w:rPr>
-        <w:t>提案：手すきの近隣店舗から、応援可能なスタッフを配置。</w:t>
-      </w:r>
-    </w:p>
-    <w:p>
       <w:r>
         <w:rPr>
           <w:rFonts w:ascii="游ゴシック" w:hAnsi="游ゴシック" w:eastAsia="游ゴシック"/>
@@ -2480,7 +2661,7 @@
           <w:color w:val="5B626B"/>
           <w:sz w:val="20"/>
         </w:rPr>
-        <w:t>将来的には、予約実績・天候・キャンペーン情報を学習し、LLM（Claude等）による自然言語提案・自動配信へ拡張する。</w:t>
+        <w:t>将来的には、予約実績・天候・キャンペーン情報を学習し、LLM（Claude等）による自然言語提案・自動配信へ拡張する。（※ スタッフの店舗間移動は運用上現実的でないため機能から除外）</w:t>
       </w:r>
     </w:p>
     <w:p>
@@ -2773,7 +2954,7 @@
         <w:br/>
         <w:t xml:space="preserve">    ├── stores.ts     店舗マスタ・写真・距離計算</w:t>
         <w:br/>
-        <w:t xml:space="preserve">    ├── staff.ts      スタッフマスタ（店舗間応援関係）</w:t>
+        <w:t xml:space="preserve">    ├── staff.ts      スタッフマスタ（店舗別）</w:t>
         <w:br/>
         <w:t xml:space="preserve">    ├── schedule.ts   入庫枠・稼働の生成（午前偏重を再現）</w:t>
         <w:br/>
@@ -2814,7 +2995,31 @@
           <w:rFonts w:ascii="游ゴシック" w:hAnsi="游ゴシック" w:eastAsia="游ゴシック"/>
           <w:sz w:val="21"/>
         </w:rPr>
-        <w:t>Staff：スタッフ（所属店舗・応援可能店舗・資格・スキル）</w:t>
+        <w:t>Staff：スタッフ（所属店舗・資格・スキル）</w:t>
+      </w:r>
+    </w:p>
+    <w:p>
+      <w:pPr>
+        <w:pStyle w:val="ListBullet"/>
+      </w:pPr>
+      <w:r>
+        <w:rPr>
+          <w:rFonts w:ascii="游ゴシック" w:hAnsi="游ゴシック" w:eastAsia="游ゴシック"/>
+          <w:sz w:val="21"/>
+        </w:rPr>
+        <w:t>Article：兵庫おでかけ記事（カテゴリ・エリア・本文・関連店舗）</w:t>
+      </w:r>
+    </w:p>
+    <w:p>
+      <w:pPr>
+        <w:pStyle w:val="ListBullet"/>
+      </w:pPr>
+      <w:r>
+        <w:rPr>
+          <w:rFonts w:ascii="游ゴシック" w:hAnsi="游ゴシック" w:eastAsia="游ゴシック"/>
+          <w:sz w:val="21"/>
+        </w:rPr>
+        <w:t>RentalPlan：レンタカープラン（日帰り/宿泊・料金・含まれるもの・スポット）</w:t>
       </w:r>
     </w:p>
     <w:p>

--- a/docs/神戸マツダ_ぐるっと点検ネット_計画書.docx
+++ b/docs/神戸マツダ_ぐるっと点検ネット_計画書.docx
@@ -1476,7 +1476,7 @@
                 <w:rFonts w:ascii="游ゴシック" w:hAnsi="游ゴシック" w:eastAsia="游ゴシック"/>
                 <w:sz w:val="19"/>
               </w:rPr>
-              <w:t>8</w:t>
+              <w:t>7b</w:t>
             </w:r>
           </w:p>
         </w:tc>
@@ -1491,7 +1491,7 @@
                 <w:rFonts w:ascii="游ゴシック" w:hAnsi="游ゴシック" w:eastAsia="游ゴシック"/>
                 <w:sz w:val="19"/>
               </w:rPr>
-              <w:t>レンタカープラン</w:t>
+              <w:t>注目スポット自動カルーセル</w:t>
             </w:r>
           </w:p>
         </w:tc>
@@ -1521,7 +1521,131 @@
                 <w:rFonts w:ascii="游ゴシック" w:hAnsi="游ゴシック" w:eastAsia="游ゴシック"/>
                 <w:sz w:val="19"/>
               </w:rPr>
-              <w:t>観光とセットの日帰り・宿泊レンタカープランを掲載</w:t>
+              <w:t>トップで「空き枠が多いエリア」のスポットを自動表示し、地域メディアの印象に</w:t>
+            </w:r>
+          </w:p>
+        </w:tc>
+      </w:tr>
+      <w:tr>
+        <w:tc>
+          <w:tcPr>
+            <w:tcW w:type="dxa" w:w="567"/>
+          </w:tcPr>
+          <w:p>
+            <w:r/>
+            <w:r>
+              <w:rPr>
+                <w:rFonts w:ascii="游ゴシック" w:hAnsi="游ゴシック" w:eastAsia="游ゴシック"/>
+                <w:sz w:val="19"/>
+              </w:rPr>
+              <w:t>7c</w:t>
+            </w:r>
+          </w:p>
+        </w:tc>
+        <w:tc>
+          <w:tcPr>
+            <w:tcW w:type="dxa" w:w="2835"/>
+          </w:tcPr>
+          <w:p>
+            <w:r/>
+            <w:r>
+              <w:rPr>
+                <w:rFonts w:ascii="游ゴシック" w:hAnsi="游ゴシック" w:eastAsia="游ゴシック"/>
+                <w:sz w:val="19"/>
+              </w:rPr>
+              <w:t>ジャンル検索</w:t>
+            </w:r>
+          </w:p>
+        </w:tc>
+        <w:tc>
+          <w:tcPr>
+            <w:tcW w:type="dxa" w:w="1417"/>
+          </w:tcPr>
+          <w:p>
+            <w:r/>
+            <w:r>
+              <w:rPr>
+                <w:rFonts w:ascii="游ゴシック" w:hAnsi="游ゴシック" w:eastAsia="游ゴシック"/>
+                <w:sz w:val="19"/>
+              </w:rPr>
+              <w:t>お客様</w:t>
+            </w:r>
+          </w:p>
+        </w:tc>
+        <w:tc>
+          <w:tcPr>
+            <w:tcW w:type="dxa" w:w="4535"/>
+          </w:tcPr>
+          <w:p>
+            <w:r/>
+            <w:r>
+              <w:rPr>
+                <w:rFonts w:ascii="游ゴシック" w:hAnsi="游ゴシック" w:eastAsia="游ゴシック"/>
+                <w:sz w:val="19"/>
+              </w:rPr>
+              <w:t>カフェ・ランチ・レジャー等のジャンルからスポットを検索</w:t>
+            </w:r>
+          </w:p>
+        </w:tc>
+      </w:tr>
+      <w:tr>
+        <w:tc>
+          <w:tcPr>
+            <w:tcW w:type="dxa" w:w="567"/>
+          </w:tcPr>
+          <w:p>
+            <w:r/>
+            <w:r>
+              <w:rPr>
+                <w:rFonts w:ascii="游ゴシック" w:hAnsi="游ゴシック" w:eastAsia="游ゴシック"/>
+                <w:sz w:val="19"/>
+              </w:rPr>
+              <w:t>8</w:t>
+            </w:r>
+          </w:p>
+        </w:tc>
+        <w:tc>
+          <w:tcPr>
+            <w:tcW w:type="dxa" w:w="2835"/>
+          </w:tcPr>
+          <w:p>
+            <w:r/>
+            <w:r>
+              <w:rPr>
+                <w:rFonts w:ascii="游ゴシック" w:hAnsi="游ゴシック" w:eastAsia="游ゴシック"/>
+                <w:sz w:val="19"/>
+              </w:rPr>
+              <w:t>レンタカープラン（日帰り/宿泊/訪日）</w:t>
+            </w:r>
+          </w:p>
+        </w:tc>
+        <w:tc>
+          <w:tcPr>
+            <w:tcW w:type="dxa" w:w="1417"/>
+          </w:tcPr>
+          <w:p>
+            <w:r/>
+            <w:r>
+              <w:rPr>
+                <w:rFonts w:ascii="游ゴシック" w:hAnsi="游ゴシック" w:eastAsia="游ゴシック"/>
+                <w:sz w:val="19"/>
+              </w:rPr>
+              <w:t>お客様</w:t>
+            </w:r>
+          </w:p>
+        </w:tc>
+        <w:tc>
+          <w:tcPr>
+            <w:tcW w:type="dxa" w:w="4535"/>
+          </w:tcPr>
+          <w:p>
+            <w:r/>
+            <w:r>
+              <w:rPr>
+                <w:rFonts w:ascii="游ゴシック" w:hAnsi="游ゴシック" w:eastAsia="游ゴシック"/>
+                <w:sz w:val="19"/>
+              </w:rPr>
+              <w:t>観光とセットのプラン。神戸空港国際化を見据えたインバウンド対応も</w:t>
             </w:r>
           </w:p>
         </w:tc>
@@ -1992,7 +2116,7 @@
                 <w:rFonts w:ascii="游ゴシック" w:hAnsi="游ゴシック" w:eastAsia="游ゴシック"/>
                 <w:sz w:val="19"/>
               </w:rPr>
-              <w:t>ホーム</w:t>
+              <w:t>ホーム（メディア型）</w:t>
             </w:r>
           </w:p>
         </w:tc>
@@ -2007,7 +2131,54 @@
                 <w:rFonts w:ascii="游ゴシック" w:hAnsi="游ゴシック" w:eastAsia="游ゴシック"/>
                 <w:sz w:val="19"/>
               </w:rPr>
-              <w:t>フォトヒーロー、エリアタイル、カテゴリタイル、課題と解決、店舗一覧</w:t>
+              <w:t>空きが多いエリアの注目スポットを自動カルーセル表示。ジャンル・記事・エリア・レンタカー・特典を回遊</w:t>
+            </w:r>
+          </w:p>
+        </w:tc>
+      </w:tr>
+      <w:tr>
+        <w:tc>
+          <w:tcPr>
+            <w:tcW w:type="dxa" w:w="2268"/>
+          </w:tcPr>
+          <w:p>
+            <w:r/>
+            <w:r>
+              <w:rPr>
+                <w:rFonts w:ascii="游ゴシック" w:hAnsi="游ゴシック" w:eastAsia="游ゴシック"/>
+                <w:sz w:val="19"/>
+              </w:rPr>
+              <w:t>/spots</w:t>
+            </w:r>
+          </w:p>
+        </w:tc>
+        <w:tc>
+          <w:tcPr>
+            <w:tcW w:type="dxa" w:w="2268"/>
+          </w:tcPr>
+          <w:p>
+            <w:r/>
+            <w:r>
+              <w:rPr>
+                <w:rFonts w:ascii="游ゴシック" w:hAnsi="游ゴシック" w:eastAsia="游ゴシック"/>
+                <w:sz w:val="19"/>
+              </w:rPr>
+              <w:t>ジャンルで探す</w:t>
+            </w:r>
+          </w:p>
+        </w:tc>
+        <w:tc>
+          <w:tcPr>
+            <w:tcW w:type="dxa" w:w="4535"/>
+          </w:tcPr>
+          <w:p>
+            <w:r/>
+            <w:r>
+              <w:rPr>
+                <w:rFonts w:ascii="游ゴシック" w:hAnsi="游ゴシック" w:eastAsia="游ゴシック"/>
+                <w:sz w:val="19"/>
+              </w:rPr>
+              <w:t>カフェ・ランチ・レジャー等のジャンル＋エリアでスポット検索</w:t>
             </w:r>
           </w:p>
         </w:tc>
@@ -2227,7 +2398,7 @@
                 <w:rFonts w:ascii="游ゴシック" w:hAnsi="游ゴシック" w:eastAsia="游ゴシック"/>
                 <w:sz w:val="19"/>
               </w:rPr>
-              <w:t>レンタカープラン</w:t>
+              <w:t>レンタカー トップ</w:t>
             </w:r>
           </w:p>
         </w:tc>
@@ -2242,7 +2413,54 @@
                 <w:rFonts w:ascii="游ゴシック" w:hAnsi="游ゴシック" w:eastAsia="游ゴシック"/>
                 <w:sz w:val="19"/>
               </w:rPr>
-              <w:t>観光とセットの日帰り・宿泊プラン</w:t>
+              <w:t>日帰り・宿泊・訪日向けプランの入口</w:t>
+            </w:r>
+          </w:p>
+        </w:tc>
+      </w:tr>
+      <w:tr>
+        <w:tc>
+          <w:tcPr>
+            <w:tcW w:type="dxa" w:w="2268"/>
+          </w:tcPr>
+          <w:p>
+            <w:r/>
+            <w:r>
+              <w:rPr>
+                <w:rFonts w:ascii="游ゴシック" w:hAnsi="游ゴシック" w:eastAsia="游ゴシック"/>
+                <w:sz w:val="19"/>
+              </w:rPr>
+              <w:t>/rentacar/day・stay</w:t>
+            </w:r>
+          </w:p>
+        </w:tc>
+        <w:tc>
+          <w:tcPr>
+            <w:tcW w:type="dxa" w:w="2268"/>
+          </w:tcPr>
+          <w:p>
+            <w:r/>
+            <w:r>
+              <w:rPr>
+                <w:rFonts w:ascii="游ゴシック" w:hAnsi="游ゴシック" w:eastAsia="游ゴシック"/>
+                <w:sz w:val="19"/>
+              </w:rPr>
+              <w:t>日帰り／宿泊プラン</w:t>
+            </w:r>
+          </w:p>
+        </w:tc>
+        <w:tc>
+          <w:tcPr>
+            <w:tcW w:type="dxa" w:w="4535"/>
+          </w:tcPr>
+          <w:p>
+            <w:r/>
+            <w:r>
+              <w:rPr>
+                <w:rFonts w:ascii="游ゴシック" w:hAnsi="游ゴシック" w:eastAsia="游ゴシック"/>
+                <w:sz w:val="19"/>
+              </w:rPr>
+              <w:t>プラン別の一覧ページ</w:t>
             </w:r>
           </w:p>
         </w:tc>
